--- a/paper/paper.docx
+++ b/paper/paper.docx
@@ -597,7 +597,7 @@
       </w:r>
     </w:p>
     <w:bookmarkEnd w:id="25"/>
-    <w:bookmarkStart w:id="27" w:name="usage"/>
+    <w:bookmarkStart w:id="28" w:name="usage"/>
     <w:p>
       <w:pPr>
         <w:pStyle w:val="Heading1"/>
@@ -702,8 +702,27 @@
         <w:t xml:space="preserve">helps data-driven decision-making and promotes best practice in collection care and preventive conservation.</w:t>
       </w:r>
     </w:p>
-    <w:bookmarkEnd w:id="27"/>
-    <w:bookmarkStart w:id="28" w:name="acknowledgements"/>
+    <w:p>
+      <w:pPr>
+        <w:pStyle w:val="BodyText"/>
+      </w:pPr>
+      <w:r>
+        <w:t xml:space="preserve">A Shiny application for users also accompanies the package</w:t>
+      </w:r>
+      <w:r>
+        <w:t xml:space="preserve"> </w:t>
+      </w:r>
+      <w:hyperlink r:id="rId27">
+        <w:r>
+          <w:rPr>
+            <w:rStyle w:val="Hyperlink"/>
+          </w:rPr>
+          <w:t xml:space="preserve">https://oceanonline.shinyapps.io/ConSciR/</w:t>
+        </w:r>
+      </w:hyperlink>
+    </w:p>
+    <w:bookmarkEnd w:id="28"/>
+    <w:bookmarkStart w:id="29" w:name="acknowledgements"/>
     <w:p>
       <w:pPr>
         <w:pStyle w:val="Heading1"/>
@@ -735,8 +754,8 @@
         <w:t xml:space="preserve">package.</w:t>
       </w:r>
     </w:p>
-    <w:bookmarkEnd w:id="28"/>
-    <w:bookmarkStart w:id="76" w:name="references"/>
+    <w:bookmarkEnd w:id="29"/>
+    <w:bookmarkStart w:id="77" w:name="references"/>
     <w:p>
       <w:pPr>
         <w:pStyle w:val="Heading1"/>
@@ -745,8 +764,8 @@
         <w:t xml:space="preserve">References</w:t>
       </w:r>
     </w:p>
-    <w:bookmarkStart w:id="75" w:name="refs"/>
-    <w:bookmarkStart w:id="30" w:name="ref-IAPWS95"/>
+    <w:bookmarkStart w:id="76" w:name="refs"/>
+    <w:bookmarkStart w:id="31" w:name="ref-IAPWS95"/>
     <w:p>
       <w:pPr>
         <w:pStyle w:val="Bibliography"/>
@@ -767,7 +786,7 @@
       <w:r>
         <w:t xml:space="preserve">. doi:</w:t>
       </w:r>
-      <w:hyperlink r:id="rId29">
+      <w:hyperlink r:id="rId30">
         <w:r>
           <w:rPr>
             <w:rStyle w:val="Hyperlink"/>
@@ -776,8 +795,8 @@
         </w:r>
       </w:hyperlink>
     </w:p>
-    <w:bookmarkEnd w:id="30"/>
-    <w:bookmarkStart w:id="32" w:name="ref-beltran_2025"/>
+    <w:bookmarkEnd w:id="31"/>
+    <w:bookmarkStart w:id="33" w:name="ref-beltran_2025"/>
     <w:p>
       <w:pPr>
         <w:pStyle w:val="Bibliography"/>
@@ -798,7 +817,7 @@
       <w:r>
         <w:t xml:space="preserve">, Springer proceedings in archaeology and heritage (pp. 3–13). Cham: Springer Nature Switzerland. doi:</w:t>
       </w:r>
-      <w:hyperlink r:id="rId31">
+      <w:hyperlink r:id="rId32">
         <w:r>
           <w:rPr>
             <w:rStyle w:val="Hyperlink"/>
@@ -807,8 +826,8 @@
         </w:r>
       </w:hyperlink>
     </w:p>
-    <w:bookmarkEnd w:id="32"/>
-    <w:bookmarkStart w:id="34" w:name="ref-Buck_1981"/>
+    <w:bookmarkEnd w:id="33"/>
+    <w:bookmarkStart w:id="35" w:name="ref-Buck_1981"/>
     <w:p>
       <w:pPr>
         <w:pStyle w:val="Bibliography"/>
@@ -842,7 +861,7 @@
       <w:r>
         <w:t xml:space="preserve">(12), 1527–1532. doi:</w:t>
       </w:r>
-      <w:hyperlink r:id="rId33">
+      <w:hyperlink r:id="rId34">
         <w:r>
           <w:rPr>
             <w:rStyle w:val="Hyperlink"/>
@@ -851,8 +870,8 @@
         </w:r>
       </w:hyperlink>
     </w:p>
-    <w:bookmarkEnd w:id="34"/>
-    <w:bookmarkStart w:id="36" w:name="ref-humidity_R"/>
+    <w:bookmarkEnd w:id="35"/>
+    <w:bookmarkStart w:id="37" w:name="ref-humidity_R"/>
     <w:p>
       <w:pPr>
         <w:pStyle w:val="Bibliography"/>
@@ -876,7 +895,7 @@
       <w:r>
         <w:t xml:space="preserve"> </w:t>
       </w:r>
-      <w:hyperlink r:id="rId35">
+      <w:hyperlink r:id="rId36">
         <w:r>
           <w:rPr>
             <w:rStyle w:val="Hyperlink"/>
@@ -885,8 +904,8 @@
         </w:r>
       </w:hyperlink>
     </w:p>
-    <w:bookmarkEnd w:id="36"/>
-    <w:bookmarkStart w:id="38" w:name="ref-chang_2024"/>
+    <w:bookmarkEnd w:id="37"/>
+    <w:bookmarkStart w:id="39" w:name="ref-chang_2024"/>
     <w:p>
       <w:pPr>
         <w:pStyle w:val="Bibliography"/>
@@ -907,7 +926,7 @@
       <w:r>
         <w:t xml:space="preserve">. doi:</w:t>
       </w:r>
-      <w:hyperlink r:id="rId37">
+      <w:hyperlink r:id="rId38">
         <w:r>
           <w:rPr>
             <w:rStyle w:val="Hyperlink"/>
@@ -916,8 +935,8 @@
         </w:r>
       </w:hyperlink>
     </w:p>
-    <w:bookmarkEnd w:id="38"/>
-    <w:bookmarkStart w:id="40" w:name="ref-cosaert_2021"/>
+    <w:bookmarkEnd w:id="39"/>
+    <w:bookmarkStart w:id="41" w:name="ref-cosaert_2021"/>
     <w:p>
       <w:pPr>
         <w:pStyle w:val="Bibliography"/>
@@ -983,7 +1002,7 @@
       <w:r>
         <w:t xml:space="preserve"> </w:t>
       </w:r>
-      <w:hyperlink r:id="rId39">
+      <w:hyperlink r:id="rId40">
         <w:r>
           <w:rPr>
             <w:rStyle w:val="Hyperlink"/>
@@ -992,8 +1011,8 @@
         </w:r>
       </w:hyperlink>
     </w:p>
-    <w:bookmarkEnd w:id="40"/>
-    <w:bookmarkStart w:id="41" w:name="ref-Cosaert_Beltran_2022"/>
+    <w:bookmarkEnd w:id="41"/>
+    <w:bookmarkStart w:id="42" w:name="ref-Cosaert_Beltran_2022"/>
     <w:p>
       <w:pPr>
         <w:pStyle w:val="Bibliography"/>
@@ -1015,8 +1034,8 @@
         <w:t xml:space="preserve">. Getty Conservation Institute.</w:t>
       </w:r>
     </w:p>
-    <w:bookmarkEnd w:id="41"/>
-    <w:bookmarkStart w:id="42" w:name="ref-Cosaert_etal_2023"/>
+    <w:bookmarkEnd w:id="42"/>
+    <w:bookmarkStart w:id="43" w:name="ref-Cosaert_etal_2023"/>
     <w:p>
       <w:pPr>
         <w:pStyle w:val="Bibliography"/>
@@ -1041,8 +1060,8 @@
         <w:t xml:space="preserve">(p. 1406). International Council of Museums.</w:t>
       </w:r>
     </w:p>
-    <w:bookmarkEnd w:id="42"/>
-    <w:bookmarkStart w:id="43" w:name="ref-Cosaert_Shah_2025"/>
+    <w:bookmarkEnd w:id="43"/>
+    <w:bookmarkStart w:id="44" w:name="ref-Cosaert_Shah_2025"/>
     <w:p>
       <w:pPr>
         <w:pStyle w:val="Bibliography"/>
@@ -1067,8 +1086,8 @@
         <w:t xml:space="preserve">(pp. 81–141). National Museum of China.</w:t>
       </w:r>
     </w:p>
-    <w:bookmarkEnd w:id="43"/>
-    <w:bookmarkStart w:id="45" w:name="ref-dpcalc_website_nd"/>
+    <w:bookmarkEnd w:id="44"/>
+    <w:bookmarkStart w:id="46" w:name="ref-dpcalc_website_nd"/>
     <w:p>
       <w:pPr>
         <w:pStyle w:val="Bibliography"/>
@@ -1079,7 +1098,7 @@
       <w:r>
         <w:t xml:space="preserve"> </w:t>
       </w:r>
-      <w:hyperlink r:id="rId44">
+      <w:hyperlink r:id="rId45">
         <w:r>
           <w:rPr>
             <w:rStyle w:val="Hyperlink"/>
@@ -1088,8 +1107,8 @@
         </w:r>
       </w:hyperlink>
     </w:p>
-    <w:bookmarkEnd w:id="45"/>
-    <w:bookmarkStart w:id="47" w:name="ref-eClimateNotebook"/>
+    <w:bookmarkEnd w:id="46"/>
+    <w:bookmarkStart w:id="48" w:name="ref-eClimateNotebook"/>
     <w:p>
       <w:pPr>
         <w:pStyle w:val="Bibliography"/>
@@ -1100,7 +1119,7 @@
       <w:r>
         <w:t xml:space="preserve"> </w:t>
       </w:r>
-      <w:hyperlink r:id="rId46">
+      <w:hyperlink r:id="rId47">
         <w:r>
           <w:rPr>
             <w:rStyle w:val="Hyperlink"/>
@@ -1109,8 +1128,8 @@
         </w:r>
       </w:hyperlink>
     </w:p>
-    <w:bookmarkEnd w:id="47"/>
-    <w:bookmarkStart w:id="49" w:name="ref-hukka_1999"/>
+    <w:bookmarkEnd w:id="48"/>
+    <w:bookmarkStart w:id="50" w:name="ref-hukka_1999"/>
     <w:p>
       <w:pPr>
         <w:pStyle w:val="Bibliography"/>
@@ -1144,7 +1163,7 @@
       <w:r>
         <w:t xml:space="preserve">(6), 475–485. doi:</w:t>
       </w:r>
-      <w:hyperlink r:id="rId48">
+      <w:hyperlink r:id="rId49">
         <w:r>
           <w:rPr>
             <w:rStyle w:val="Hyperlink"/>
@@ -1153,8 +1172,8 @@
         </w:r>
       </w:hyperlink>
     </w:p>
-    <w:bookmarkEnd w:id="49"/>
-    <w:bookmarkStart w:id="51" w:name="ref-kupczak_2018"/>
+    <w:bookmarkEnd w:id="50"/>
+    <w:bookmarkStart w:id="52" w:name="ref-kupczak_2018"/>
     <w:p>
       <w:pPr>
         <w:pStyle w:val="Bibliography"/>
@@ -1197,7 +1216,7 @@
       <w:r>
         <w:t xml:space="preserve">(sup1), 151–155. doi:</w:t>
       </w:r>
-      <w:hyperlink r:id="rId50">
+      <w:hyperlink r:id="rId51">
         <w:r>
           <w:rPr>
             <w:rStyle w:val="Hyperlink"/>
@@ -1206,8 +1225,8 @@
         </w:r>
       </w:hyperlink>
     </w:p>
-    <w:bookmarkEnd w:id="51"/>
-    <w:bookmarkStart w:id="53" w:name="ref-michalski_2013"/>
+    <w:bookmarkEnd w:id="52"/>
+    <w:bookmarkStart w:id="54" w:name="ref-michalski_2013"/>
     <w:p>
       <w:pPr>
         <w:pStyle w:val="Bibliography"/>
@@ -1227,7 +1246,7 @@
       <w:r>
         <w:t xml:space="preserve"> </w:t>
       </w:r>
-      <w:hyperlink r:id="rId52">
+      <w:hyperlink r:id="rId53">
         <w:r>
           <w:rPr>
             <w:rStyle w:val="Hyperlink"/>
@@ -1236,8 +1255,8 @@
         </w:r>
       </w:hyperlink>
     </w:p>
-    <w:bookmarkEnd w:id="53"/>
-    <w:bookmarkStart w:id="55" w:name="ref-Padfield_2010"/>
+    <w:bookmarkEnd w:id="54"/>
+    <w:bookmarkStart w:id="56" w:name="ref-Padfield_2010"/>
     <w:p>
       <w:pPr>
         <w:pStyle w:val="Bibliography"/>
@@ -1261,7 +1280,7 @@
       <w:r>
         <w:t xml:space="preserve"> </w:t>
       </w:r>
-      <w:hyperlink r:id="rId54">
+      <w:hyperlink r:id="rId55">
         <w:r>
           <w:rPr>
             <w:rStyle w:val="Hyperlink"/>
@@ -1270,8 +1289,8 @@
         </w:r>
       </w:hyperlink>
     </w:p>
-    <w:bookmarkEnd w:id="55"/>
-    <w:bookmarkStart w:id="57" w:name="ref-pretzel_2023"/>
+    <w:bookmarkEnd w:id="56"/>
+    <w:bookmarkStart w:id="58" w:name="ref-pretzel_2023"/>
     <w:p>
       <w:pPr>
         <w:pStyle w:val="Bibliography"/>
@@ -1314,7 +1333,7 @@
       <w:r>
         <w:t xml:space="preserve">(4), 3745–3756. doi:</w:t>
       </w:r>
-      <w:hyperlink r:id="rId56">
+      <w:hyperlink r:id="rId57">
         <w:r>
           <w:rPr>
             <w:rStyle w:val="Hyperlink"/>
@@ -1323,8 +1342,8 @@
         </w:r>
       </w:hyperlink>
     </w:p>
-    <w:bookmarkEnd w:id="57"/>
-    <w:bookmarkStart w:id="59" w:name="ref-shah_2025"/>
+    <w:bookmarkEnd w:id="58"/>
+    <w:bookmarkStart w:id="60" w:name="ref-shah_2025"/>
     <w:p>
       <w:pPr>
         <w:pStyle w:val="Bibliography"/>
@@ -1345,7 +1364,7 @@
       <w:r>
         <w:t xml:space="preserve">, Springer proceedings in archaeology and heritage (pp. 45–56). Cham: Springer Nature Switzerland. doi:</w:t>
       </w:r>
-      <w:hyperlink r:id="rId58">
+      <w:hyperlink r:id="rId59">
         <w:r>
           <w:rPr>
             <w:rStyle w:val="Hyperlink"/>
@@ -1354,8 +1373,8 @@
         </w:r>
       </w:hyperlink>
     </w:p>
-    <w:bookmarkEnd w:id="59"/>
-    <w:bookmarkStart w:id="61" w:name="ref-Smulders_2014"/>
+    <w:bookmarkEnd w:id="60"/>
+    <w:bookmarkStart w:id="62" w:name="ref-Smulders_2014"/>
     <w:p>
       <w:pPr>
         <w:pStyle w:val="Bibliography"/>
@@ -1376,7 +1395,7 @@
       <w:r>
         <w:t xml:space="preserve"> </w:t>
       </w:r>
-      <w:hyperlink r:id="rId60">
+      <w:hyperlink r:id="rId61">
         <w:r>
           <w:rPr>
             <w:rStyle w:val="Hyperlink"/>
@@ -1385,8 +1404,8 @@
         </w:r>
       </w:hyperlink>
     </w:p>
-    <w:bookmarkEnd w:id="61"/>
-    <w:bookmarkStart w:id="62" w:name="ref-Taylor_Beltran_2023"/>
+    <w:bookmarkEnd w:id="62"/>
+    <w:bookmarkStart w:id="63" w:name="ref-Taylor_Beltran_2023"/>
     <w:p>
       <w:pPr>
         <w:pStyle w:val="Bibliography"/>
@@ -1408,8 +1427,8 @@
         <w:t xml:space="preserve">. (J. Taylor &amp; V. L. Beltran, Eds.)Guidelines. Getty Conservation Institute.</w:t>
       </w:r>
     </w:p>
-    <w:bookmarkEnd w:id="62"/>
-    <w:bookmarkStart w:id="64" w:name="ref-RCoreTeam_2024"/>
+    <w:bookmarkEnd w:id="63"/>
+    <w:bookmarkStart w:id="65" w:name="ref-RCoreTeam_2024"/>
     <w:p>
       <w:pPr>
         <w:pStyle w:val="Bibliography"/>
@@ -1420,7 +1439,7 @@
       <w:r>
         <w:t xml:space="preserve"> </w:t>
       </w:r>
-      <w:hyperlink r:id="rId63">
+      <w:hyperlink r:id="rId64">
         <w:r>
           <w:rPr>
             <w:rStyle w:val="Hyperlink"/>
@@ -1429,8 +1448,8 @@
         </w:r>
       </w:hyperlink>
     </w:p>
-    <w:bookmarkEnd w:id="64"/>
-    <w:bookmarkStart w:id="66" w:name="ref-vaisala_website_nd"/>
+    <w:bookmarkEnd w:id="65"/>
+    <w:bookmarkStart w:id="67" w:name="ref-vaisala_website_nd"/>
     <w:p>
       <w:pPr>
         <w:pStyle w:val="Bibliography"/>
@@ -1454,7 +1473,7 @@
       <w:r>
         <w:t xml:space="preserve"> </w:t>
       </w:r>
-      <w:hyperlink r:id="rId65">
+      <w:hyperlink r:id="rId66">
         <w:r>
           <w:rPr>
             <w:rStyle w:val="Hyperlink"/>
@@ -1463,8 +1482,8 @@
         </w:r>
       </w:hyperlink>
     </w:p>
-    <w:bookmarkEnd w:id="66"/>
-    <w:bookmarkStart w:id="68" w:name="ref-viitanen_2015"/>
+    <w:bookmarkEnd w:id="67"/>
+    <w:bookmarkStart w:id="69" w:name="ref-viitanen_2015"/>
     <w:p>
       <w:pPr>
         <w:pStyle w:val="Bibliography"/>
@@ -1498,7 +1517,7 @@
       <w:r>
         <w:t xml:space="preserve">, 1425–1430. doi:</w:t>
       </w:r>
-      <w:hyperlink r:id="rId67">
+      <w:hyperlink r:id="rId68">
         <w:r>
           <w:rPr>
             <w:rStyle w:val="Hyperlink"/>
@@ -1507,8 +1526,8 @@
         </w:r>
       </w:hyperlink>
     </w:p>
-    <w:bookmarkEnd w:id="68"/>
-    <w:bookmarkStart w:id="70" w:name="ref-Wagner_2002"/>
+    <w:bookmarkEnd w:id="69"/>
+    <w:bookmarkStart w:id="71" w:name="ref-Wagner_2002"/>
     <w:p>
       <w:pPr>
         <w:pStyle w:val="Bibliography"/>
@@ -1542,7 +1561,7 @@
       <w:r>
         <w:t xml:space="preserve">(2), 387–535. doi:</w:t>
       </w:r>
-      <w:hyperlink r:id="rId69">
+      <w:hyperlink r:id="rId70">
         <w:r>
           <w:rPr>
             <w:rStyle w:val="Hyperlink"/>
@@ -1551,8 +1570,8 @@
         </w:r>
       </w:hyperlink>
     </w:p>
-    <w:bookmarkEnd w:id="70"/>
-    <w:bookmarkStart w:id="72" w:name="ref-testthat"/>
+    <w:bookmarkEnd w:id="71"/>
+    <w:bookmarkStart w:id="73" w:name="ref-testthat"/>
     <w:p>
       <w:pPr>
         <w:pStyle w:val="Bibliography"/>
@@ -1589,7 +1608,7 @@
       <w:r>
         <w:t xml:space="preserve"> </w:t>
       </w:r>
-      <w:hyperlink r:id="rId71">
+      <w:hyperlink r:id="rId72">
         <w:r>
           <w:rPr>
             <w:rStyle w:val="Hyperlink"/>
@@ -1598,8 +1617,8 @@
         </w:r>
       </w:hyperlink>
     </w:p>
-    <w:bookmarkEnd w:id="72"/>
-    <w:bookmarkStart w:id="74" w:name="ref-zeng_2023"/>
+    <w:bookmarkEnd w:id="73"/>
+    <w:bookmarkStart w:id="75" w:name="ref-zeng_2023"/>
     <w:p>
       <w:pPr>
         <w:pStyle w:val="Bibliography"/>
@@ -1633,7 +1652,7 @@
       <w:r>
         <w:t xml:space="preserve">(1), 63–79. doi:</w:t>
       </w:r>
-      <w:hyperlink r:id="rId73">
+      <w:hyperlink r:id="rId74">
         <w:r>
           <w:rPr>
             <w:rStyle w:val="Hyperlink"/>
@@ -1642,9 +1661,9 @@
         </w:r>
       </w:hyperlink>
     </w:p>
-    <w:bookmarkEnd w:id="74"/>
     <w:bookmarkEnd w:id="75"/>
     <w:bookmarkEnd w:id="76"/>
+    <w:bookmarkEnd w:id="77"/>
     <w:sectPr>
       <w:footnotePr>
         <w:numRestart w:val="eachSect"/>
